--- a/docs/旅客旅程模拟器-需求规格说明书-v1.0.docx
+++ b/docs/旅客旅程模拟器-需求规格说明书-v1.0.docx
@@ -8800,10 +8800,10 @@
       </w:tblPr>
       <w:tblGrid>
         <w:gridCol w:w="748"/>
-        <w:gridCol w:w="748"/>
-        <w:gridCol w:w="1837"/>
-        <w:gridCol w:w="3936"/>
-        <w:gridCol w:w="2091"/>
+        <w:gridCol w:w="833"/>
+        <w:gridCol w:w="2987"/>
+        <w:gridCol w:w="3138"/>
+        <w:gridCol w:w="1654"/>
       </w:tblGrid>
       <w:tr>
         <w:trPr>
@@ -8838,7 +8838,7 @@
         </w:tc>
         <w:tc>
           <w:tcPr>
-            <w:tcW w:type="dxa" w:w="748"/>
+            <w:tcW w:type="dxa" w:w="833"/>
             <w:tcBorders>
               <w:top w:val="single" w:color="BBBBBB" w:sz="1"/>
               <w:left w:val="single" w:color="BBBBBB" w:sz="1"/>
@@ -8865,7 +8865,7 @@
         </w:tc>
         <w:tc>
           <w:tcPr>
-            <w:tcW w:type="dxa" w:w="1837"/>
+            <w:tcW w:type="dxa" w:w="2987"/>
             <w:tcBorders>
               <w:top w:val="single" w:color="BBBBBB" w:sz="1"/>
               <w:left w:val="single" w:color="BBBBBB" w:sz="1"/>
@@ -8892,7 +8892,7 @@
         </w:tc>
         <w:tc>
           <w:tcPr>
-            <w:tcW w:type="dxa" w:w="3936"/>
+            <w:tcW w:type="dxa" w:w="3138"/>
             <w:tcBorders>
               <w:top w:val="single" w:color="BBBBBB" w:sz="1"/>
               <w:left w:val="single" w:color="BBBBBB" w:sz="1"/>
@@ -8919,7 +8919,7 @@
         </w:tc>
         <w:tc>
           <w:tcPr>
-            <w:tcW w:type="dxa" w:w="2091"/>
+            <w:tcW w:type="dxa" w:w="1654"/>
             <w:tcBorders>
               <w:top w:val="single" w:color="BBBBBB" w:sz="1"/>
               <w:left w:val="single" w:color="BBBBBB" w:sz="1"/>
@@ -8973,6 +8973,99 @@
         </w:tc>
         <w:tc>
           <w:tcPr>
+            <w:tcW w:type="dxa" w:w="833"/>
+            <w:tcBorders>
+              <w:top w:val="single" w:color="BBBBBB" w:sz="1"/>
+              <w:left w:val="single" w:color="BBBBBB" w:sz="1"/>
+              <w:bottom w:val="single" w:color="BBBBBB" w:sz="1"/>
+              <w:right w:val="single" w:color="BBBBBB" w:sz="1"/>
+            </w:tcBorders>
+            <w:tcMar>
+              <w:top w:type="dxa" w:w="60"/>
+              <w:left w:type="dxa" w:w="100"/>
+              <w:bottom w:type="dxa" w:w="60"/>
+              <w:right w:type="dxa" w:w="100"/>
+            </w:tcMar>
+          </w:tcPr>
+          <w:p>
+            <w:r>
+              <w:t xml:space="preserve">~~高~~ 已修复 v0.11</w:t>
+            </w:r>
+          </w:p>
+        </w:tc>
+        <w:tc>
+          <w:tcPr>
+            <w:tcW w:type="dxa" w:w="2987"/>
+            <w:tcBorders>
+              <w:top w:val="single" w:color="BBBBBB" w:sz="1"/>
+              <w:left w:val="single" w:color="BBBBBB" w:sz="1"/>
+              <w:bottom w:val="single" w:color="BBBBBB" w:sz="1"/>
+              <w:right w:val="single" w:color="BBBBBB" w:sz="1"/>
+            </w:tcBorders>
+            <w:tcMar>
+              <w:top w:type="dxa" w:w="60"/>
+              <w:left w:type="dxa" w:w="100"/>
+              <w:bottom w:type="dxa" w:w="60"/>
+              <w:right w:type="dxa" w:w="100"/>
+            </w:tcMar>
+          </w:tcPr>
+          <w:p>
+            <w:r>
+              <w:t xml:space="preserve">~~[Web] CDN 不可达时白屏无提示~~ Web 版已 vendor 化，零 CDN 依赖</w:t>
+            </w:r>
+          </w:p>
+        </w:tc>
+        <w:tc>
+          <w:tcPr>
+            <w:tcW w:type="dxa" w:w="3138"/>
+            <w:tcBorders>
+              <w:top w:val="single" w:color="BBBBBB" w:sz="1"/>
+              <w:left w:val="single" w:color="BBBBBB" w:sz="1"/>
+              <w:bottom w:val="single" w:color="BBBBBB" w:sz="1"/>
+              <w:right w:val="single" w:color="BBBBBB" w:sz="1"/>
+            </w:tcBorders>
+            <w:tcMar>
+              <w:top w:type="dxa" w:w="60"/>
+              <w:left w:type="dxa" w:w="100"/>
+              <w:bottom w:type="dxa" w:w="60"/>
+              <w:right w:type="dxa" w:w="100"/>
+            </w:tcMar>
+          </w:tcPr>
+          <w:p>
+            <w:r>
+              <w:t xml:space="preserve">index.html 4 处 jsdelivr 引用（three×2/字体/preconnect）无 onerror 兜底；importmap 失败整站不启动</w:t>
+            </w:r>
+          </w:p>
+        </w:tc>
+        <w:tc>
+          <w:tcPr>
+            <w:tcW w:type="dxa" w:w="1654"/>
+            <w:tcBorders>
+              <w:top w:val="single" w:color="BBBBBB" w:sz="1"/>
+              <w:left w:val="single" w:color="BBBBBB" w:sz="1"/>
+              <w:bottom w:val="single" w:color="BBBBBB" w:sz="1"/>
+              <w:right w:val="single" w:color="BBBBBB" w:sz="1"/>
+            </w:tcBorders>
+            <w:tcMar>
+              <w:top w:type="dxa" w:w="60"/>
+              <w:left w:type="dxa" w:w="100"/>
+              <w:bottom w:type="dxa" w:w="60"/>
+              <w:right w:type="dxa" w:w="100"/>
+            </w:tcMar>
+          </w:tcPr>
+          <w:p>
+            <w:r>
+              <w:t xml:space="preserve">加载失败检测 + 降级提示；或 Web 版也内置 vendor</w:t>
+            </w:r>
+          </w:p>
+        </w:tc>
+      </w:tr>
+      <w:tr>
+        <w:trPr>
+          <w:tblHeader w:val="false"/>
+        </w:trPr>
+        <w:tc>
+          <w:tcPr>
             <w:tcW w:type="dxa" w:w="748"/>
             <w:tcBorders>
               <w:top w:val="single" w:color="BBBBBB" w:sz="1"/>
@@ -8989,73 +9082,95 @@
           </w:tcPr>
           <w:p>
             <w:r>
+              <w:t xml:space="preserve">KI-2</w:t>
+            </w:r>
+          </w:p>
+        </w:tc>
+        <w:tc>
+          <w:tcPr>
+            <w:tcW w:type="dxa" w:w="833"/>
+            <w:tcBorders>
+              <w:top w:val="single" w:color="BBBBBB" w:sz="1"/>
+              <w:left w:val="single" w:color="BBBBBB" w:sz="1"/>
+              <w:bottom w:val="single" w:color="BBBBBB" w:sz="1"/>
+              <w:right w:val="single" w:color="BBBBBB" w:sz="1"/>
+            </w:tcBorders>
+            <w:tcMar>
+              <w:top w:type="dxa" w:w="60"/>
+              <w:left w:type="dxa" w:w="100"/>
+              <w:bottom w:type="dxa" w:w="60"/>
+              <w:right w:type="dxa" w:w="100"/>
+            </w:tcMar>
+          </w:tcPr>
+          <w:p>
+            <w:r>
               <w:t xml:space="preserve">高</w:t>
             </w:r>
           </w:p>
         </w:tc>
         <w:tc>
           <w:tcPr>
-            <w:tcW w:type="dxa" w:w="1837"/>
-            <w:tcBorders>
-              <w:top w:val="single" w:color="BBBBBB" w:sz="1"/>
-              <w:left w:val="single" w:color="BBBBBB" w:sz="1"/>
-              <w:bottom w:val="single" w:color="BBBBBB" w:sz="1"/>
-              <w:right w:val="single" w:color="BBBBBB" w:sz="1"/>
-            </w:tcBorders>
-            <w:tcMar>
-              <w:top w:type="dxa" w:w="60"/>
-              <w:left w:type="dxa" w:w="100"/>
-              <w:bottom w:type="dxa" w:w="60"/>
-              <w:right w:type="dxa" w:w="100"/>
-            </w:tcMar>
-          </w:tcPr>
-          <w:p>
-            <w:r>
-              <w:t xml:space="preserve">[Web] CDN 不可达时白屏无提示</w:t>
-            </w:r>
-          </w:p>
-        </w:tc>
-        <w:tc>
-          <w:tcPr>
-            <w:tcW w:type="dxa" w:w="3936"/>
-            <w:tcBorders>
-              <w:top w:val="single" w:color="BBBBBB" w:sz="1"/>
-              <w:left w:val="single" w:color="BBBBBB" w:sz="1"/>
-              <w:bottom w:val="single" w:color="BBBBBB" w:sz="1"/>
-              <w:right w:val="single" w:color="BBBBBB" w:sz="1"/>
-            </w:tcBorders>
-            <w:tcMar>
-              <w:top w:type="dxa" w:w="60"/>
-              <w:left w:type="dxa" w:w="100"/>
-              <w:bottom w:type="dxa" w:w="60"/>
-              <w:right w:type="dxa" w:w="100"/>
-            </w:tcMar>
-          </w:tcPr>
-          <w:p>
-            <w:r>
-              <w:t xml:space="preserve">index.html 4 处 jsdelivr 引用（three×2/字体/preconnect）无 onerror 兜底；importmap 失败整站不启动</w:t>
-            </w:r>
-          </w:p>
-        </w:tc>
-        <w:tc>
-          <w:tcPr>
-            <w:tcW w:type="dxa" w:w="2091"/>
-            <w:tcBorders>
-              <w:top w:val="single" w:color="BBBBBB" w:sz="1"/>
-              <w:left w:val="single" w:color="BBBBBB" w:sz="1"/>
-              <w:bottom w:val="single" w:color="BBBBBB" w:sz="1"/>
-              <w:right w:val="single" w:color="BBBBBB" w:sz="1"/>
-            </w:tcBorders>
-            <w:tcMar>
-              <w:top w:type="dxa" w:w="60"/>
-              <w:left w:type="dxa" w:w="100"/>
-              <w:bottom w:type="dxa" w:w="60"/>
-              <w:right w:type="dxa" w:w="100"/>
-            </w:tcMar>
-          </w:tcPr>
-          <w:p>
-            <w:r>
-              <w:t xml:space="preserve">加载失败检测 + 降级提示；或 Web 版也内置 vendor</w:t>
+            <w:tcW w:type="dxa" w:w="2987"/>
+            <w:tcBorders>
+              <w:top w:val="single" w:color="BBBBBB" w:sz="1"/>
+              <w:left w:val="single" w:color="BBBBBB" w:sz="1"/>
+              <w:bottom w:val="single" w:color="BBBBBB" w:sz="1"/>
+              <w:right w:val="single" w:color="BBBBBB" w:sz="1"/>
+            </w:tcBorders>
+            <w:tcMar>
+              <w:top w:type="dxa" w:w="60"/>
+              <w:left w:type="dxa" w:w="100"/>
+              <w:bottom w:type="dxa" w:w="60"/>
+              <w:right w:type="dxa" w:w="100"/>
+            </w:tcMar>
+          </w:tcPr>
+          <w:p>
+            <w:r>
+              <w:t xml:space="preserve">桌面版功能落后 Web 5 个版本</w:t>
+            </w:r>
+          </w:p>
+        </w:tc>
+        <w:tc>
+          <w:tcPr>
+            <w:tcW w:type="dxa" w:w="3138"/>
+            <w:tcBorders>
+              <w:top w:val="single" w:color="BBBBBB" w:sz="1"/>
+              <w:left w:val="single" w:color="BBBBBB" w:sz="1"/>
+              <w:bottom w:val="single" w:color="BBBBBB" w:sz="1"/>
+              <w:right w:val="single" w:color="BBBBBB" w:sz="1"/>
+            </w:tcBorders>
+            <w:tcMar>
+              <w:top w:type="dxa" w:w="60"/>
+              <w:left w:type="dxa" w:w="100"/>
+              <w:bottom w:type="dxa" w:w="60"/>
+              <w:right w:type="dxa" w:w="100"/>
+            </w:tcMar>
+          </w:tcPr>
+          <w:p>
+            <w:r>
+              <w:t xml:space="preserve">v0.6–v0.10 未重新打包（desktop/package.json 0.5.0）</w:t>
+            </w:r>
+          </w:p>
+        </w:tc>
+        <w:tc>
+          <w:tcPr>
+            <w:tcW w:type="dxa" w:w="1654"/>
+            <w:tcBorders>
+              <w:top w:val="single" w:color="BBBBBB" w:sz="1"/>
+              <w:left w:val="single" w:color="BBBBBB" w:sz="1"/>
+              <w:bottom w:val="single" w:color="BBBBBB" w:sz="1"/>
+              <w:right w:val="single" w:color="BBBBBB" w:sz="1"/>
+            </w:tcBorders>
+            <w:tcMar>
+              <w:top w:type="dxa" w:w="60"/>
+              <w:left w:type="dxa" w:w="100"/>
+              <w:bottom w:type="dxa" w:w="60"/>
+              <w:right w:type="dxa" w:w="100"/>
+            </w:tcMar>
+          </w:tcPr>
+          <w:p>
+            <w:r>
+              <w:t xml:space="preserve">重打包并建立「Web 发版≥N 版差即打桌面包」惯例</w:t>
             </w:r>
           </w:p>
         </w:tc>
@@ -9082,10 +9197,103 @@
           </w:tcPr>
           <w:p>
             <w:r>
-              <w:t xml:space="preserve">KI-2</w:t>
-            </w:r>
-          </w:p>
-        </w:tc>
+              <w:t xml:space="preserve">KI-3</w:t>
+            </w:r>
+          </w:p>
+        </w:tc>
+        <w:tc>
+          <w:tcPr>
+            <w:tcW w:type="dxa" w:w="833"/>
+            <w:tcBorders>
+              <w:top w:val="single" w:color="BBBBBB" w:sz="1"/>
+              <w:left w:val="single" w:color="BBBBBB" w:sz="1"/>
+              <w:bottom w:val="single" w:color="BBBBBB" w:sz="1"/>
+              <w:right w:val="single" w:color="BBBBBB" w:sz="1"/>
+            </w:tcBorders>
+            <w:tcMar>
+              <w:top w:type="dxa" w:w="60"/>
+              <w:left w:type="dxa" w:w="100"/>
+              <w:bottom w:type="dxa" w:w="60"/>
+              <w:right w:type="dxa" w:w="100"/>
+            </w:tcMar>
+          </w:tcPr>
+          <w:p>
+            <w:r>
+              <w:t xml:space="preserve">~~中~~ 已修复 v0.11</w:t>
+            </w:r>
+          </w:p>
+        </w:tc>
+        <w:tc>
+          <w:tcPr>
+            <w:tcW w:type="dxa" w:w="2987"/>
+            <w:tcBorders>
+              <w:top w:val="single" w:color="BBBBBB" w:sz="1"/>
+              <w:left w:val="single" w:color="BBBBBB" w:sz="1"/>
+              <w:bottom w:val="single" w:color="BBBBBB" w:sz="1"/>
+              <w:right w:val="single" w:color="BBBBBB" w:sz="1"/>
+            </w:tcBorders>
+            <w:tcMar>
+              <w:top w:type="dxa" w:w="60"/>
+              <w:left w:type="dxa" w:w="100"/>
+              <w:bottom w:type="dxa" w:w="60"/>
+              <w:right w:type="dxa" w:w="100"/>
+            </w:tcMar>
+          </w:tcPr>
+          <w:p>
+            <w:r>
+              <w:t xml:space="preserve">~~无 WebGL 不可用/context lost 处理~~ 启动自检 + contextlost 浮层均已实现</w:t>
+            </w:r>
+          </w:p>
+        </w:tc>
+        <w:tc>
+          <w:tcPr>
+            <w:tcW w:type="dxa" w:w="3138"/>
+            <w:tcBorders>
+              <w:top w:val="single" w:color="BBBBBB" w:sz="1"/>
+              <w:left w:val="single" w:color="BBBBBB" w:sz="1"/>
+              <w:bottom w:val="single" w:color="BBBBBB" w:sz="1"/>
+              <w:right w:val="single" w:color="BBBBBB" w:sz="1"/>
+            </w:tcBorders>
+            <w:tcMar>
+              <w:top w:type="dxa" w:w="60"/>
+              <w:left w:type="dxa" w:w="100"/>
+              <w:bottom w:type="dxa" w:w="60"/>
+              <w:right w:type="dxa" w:w="100"/>
+            </w:tcMar>
+          </w:tcPr>
+          <w:p>
+            <w:r>
+              <w:t xml:space="preserve">renderer.js 无 isWebGLAvailable 检测、无 webglcontextlost 监听（grep 0 命中）</w:t>
+            </w:r>
+          </w:p>
+        </w:tc>
+        <w:tc>
+          <w:tcPr>
+            <w:tcW w:type="dxa" w:w="1654"/>
+            <w:tcBorders>
+              <w:top w:val="single" w:color="BBBBBB" w:sz="1"/>
+              <w:left w:val="single" w:color="BBBBBB" w:sz="1"/>
+              <w:bottom w:val="single" w:color="BBBBBB" w:sz="1"/>
+              <w:right w:val="single" w:color="BBBBBB" w:sz="1"/>
+            </w:tcBorders>
+            <w:tcMar>
+              <w:top w:type="dxa" w:w="60"/>
+              <w:left w:type="dxa" w:w="100"/>
+              <w:bottom w:type="dxa" w:w="60"/>
+              <w:right w:type="dxa" w:w="100"/>
+            </w:tcMar>
+          </w:tcPr>
+          <w:p>
+            <w:r>
+              <w:t xml:space="preserve">检测+文案兜底</w:t>
+            </w:r>
+          </w:p>
+        </w:tc>
+      </w:tr>
+      <w:tr>
+        <w:trPr>
+          <w:tblHeader w:val="false"/>
+        </w:trPr>
         <w:tc>
           <w:tcPr>
             <w:tcW w:type="dxa" w:w="748"/>
@@ -9104,73 +9312,105 @@
           </w:tcPr>
           <w:p>
             <w:r>
-              <w:t xml:space="preserve">高</w:t>
-            </w:r>
-          </w:p>
-        </w:tc>
-        <w:tc>
-          <w:tcPr>
-            <w:tcW w:type="dxa" w:w="1837"/>
-            <w:tcBorders>
-              <w:top w:val="single" w:color="BBBBBB" w:sz="1"/>
-              <w:left w:val="single" w:color="BBBBBB" w:sz="1"/>
-              <w:bottom w:val="single" w:color="BBBBBB" w:sz="1"/>
-              <w:right w:val="single" w:color="BBBBBB" w:sz="1"/>
-            </w:tcBorders>
-            <w:tcMar>
-              <w:top w:type="dxa" w:w="60"/>
-              <w:left w:type="dxa" w:w="100"/>
-              <w:bottom w:type="dxa" w:w="60"/>
-              <w:right w:type="dxa" w:w="100"/>
-            </w:tcMar>
-          </w:tcPr>
-          <w:p>
-            <w:r>
-              <w:t xml:space="preserve">桌面版功能落后 Web 5 个版本</w:t>
-            </w:r>
-          </w:p>
-        </w:tc>
-        <w:tc>
-          <w:tcPr>
-            <w:tcW w:type="dxa" w:w="3936"/>
-            <w:tcBorders>
-              <w:top w:val="single" w:color="BBBBBB" w:sz="1"/>
-              <w:left w:val="single" w:color="BBBBBB" w:sz="1"/>
-              <w:bottom w:val="single" w:color="BBBBBB" w:sz="1"/>
-              <w:right w:val="single" w:color="BBBBBB" w:sz="1"/>
-            </w:tcBorders>
-            <w:tcMar>
-              <w:top w:type="dxa" w:w="60"/>
-              <w:left w:type="dxa" w:w="100"/>
-              <w:bottom w:type="dxa" w:w="60"/>
-              <w:right w:type="dxa" w:w="100"/>
-            </w:tcMar>
-          </w:tcPr>
-          <w:p>
-            <w:r>
-              <w:t xml:space="preserve">v0.6–v0.10 未重新打包（desktop/package.json 0.5.0）</w:t>
-            </w:r>
-          </w:p>
-        </w:tc>
-        <w:tc>
-          <w:tcPr>
-            <w:tcW w:type="dxa" w:w="2091"/>
-            <w:tcBorders>
-              <w:top w:val="single" w:color="BBBBBB" w:sz="1"/>
-              <w:left w:val="single" w:color="BBBBBB" w:sz="1"/>
-              <w:bottom w:val="single" w:color="BBBBBB" w:sz="1"/>
-              <w:right w:val="single" w:color="BBBBBB" w:sz="1"/>
-            </w:tcBorders>
-            <w:tcMar>
-              <w:top w:type="dxa" w:w="60"/>
-              <w:left w:type="dxa" w:w="100"/>
-              <w:bottom w:type="dxa" w:w="60"/>
-              <w:right w:type="dxa" w:w="100"/>
-            </w:tcMar>
-          </w:tcPr>
-          <w:p>
-            <w:r>
-              <w:t xml:space="preserve">重打包并建立「Web 发版≥N 版差即打桌面包」惯例</w:t>
+              <w:t xml:space="preserve">KI-4</w:t>
+            </w:r>
+          </w:p>
+        </w:tc>
+        <w:tc>
+          <w:tcPr>
+            <w:tcW w:type="dxa" w:w="833"/>
+            <w:tcBorders>
+              <w:top w:val="single" w:color="BBBBBB" w:sz="1"/>
+              <w:left w:val="single" w:color="BBBBBB" w:sz="1"/>
+              <w:bottom w:val="single" w:color="BBBBBB" w:sz="1"/>
+              <w:right w:val="single" w:color="BBBBBB" w:sz="1"/>
+            </w:tcBorders>
+            <w:tcMar>
+              <w:top w:type="dxa" w:w="60"/>
+              <w:left w:type="dxa" w:w="100"/>
+              <w:bottom w:type="dxa" w:w="60"/>
+              <w:right w:type="dxa" w:w="100"/>
+            </w:tcMar>
+          </w:tcPr>
+          <w:p>
+            <w:r>
+              <w:t xml:space="preserve">中（部分缓解 v0.11）</w:t>
+            </w:r>
+          </w:p>
+        </w:tc>
+        <w:tc>
+          <w:tcPr>
+            <w:tcW w:type="dxa" w:w="2987"/>
+            <w:tcBorders>
+              <w:top w:val="single" w:color="BBBBBB" w:sz="1"/>
+              <w:left w:val="single" w:color="BBBBBB" w:sz="1"/>
+              <w:bottom w:val="single" w:color="BBBBBB" w:sz="1"/>
+              <w:right w:val="single" w:color="BBBBBB" w:sz="1"/>
+            </w:tcBorders>
+            <w:tcMar>
+              <w:top w:type="dxa" w:w="60"/>
+              <w:left w:type="dxa" w:w="100"/>
+              <w:bottom w:type="dxa" w:w="60"/>
+              <w:right w:type="dxa" w:w="100"/>
+            </w:tcMar>
+          </w:tcPr>
+          <w:p>
+            <w:r>
+              <w:t xml:space="preserve">已有 4 个校验脚本与发版门禁；</w:t>
+            </w:r>
+            <w:r>
+              <w:rPr>
+                <w:b/>
+                <w:bCs/>
+              </w:rPr>
+              <w:t xml:space="preserve">CI 仍未接入</w:t>
+            </w:r>
+            <w:r>
+              <w:t xml:space="preserve">（E1 处理）</w:t>
+            </w:r>
+          </w:p>
+        </w:tc>
+        <w:tc>
+          <w:tcPr>
+            <w:tcW w:type="dxa" w:w="3138"/>
+            <w:tcBorders>
+              <w:top w:val="single" w:color="BBBBBB" w:sz="1"/>
+              <w:left w:val="single" w:color="BBBBBB" w:sz="1"/>
+              <w:bottom w:val="single" w:color="BBBBBB" w:sz="1"/>
+              <w:right w:val="single" w:color="BBBBBB" w:sz="1"/>
+            </w:tcBorders>
+            <w:tcMar>
+              <w:top w:type="dxa" w:w="60"/>
+              <w:left w:type="dxa" w:w="100"/>
+              <w:bottom w:type="dxa" w:w="60"/>
+              <w:right w:type="dxa" w:w="100"/>
+            </w:tcMar>
+          </w:tcPr>
+          <w:p>
+            <w:r>
+              <w:t xml:space="preserve">无 tests/ 目录、无 .github/（git 11 commits 0 tags）</w:t>
+            </w:r>
+          </w:p>
+        </w:tc>
+        <w:tc>
+          <w:tcPr>
+            <w:tcW w:type="dxa" w:w="1654"/>
+            <w:tcBorders>
+              <w:top w:val="single" w:color="BBBBBB" w:sz="1"/>
+              <w:left w:val="single" w:color="BBBBBB" w:sz="1"/>
+              <w:bottom w:val="single" w:color="BBBBBB" w:sz="1"/>
+              <w:right w:val="single" w:color="BBBBBB" w:sz="1"/>
+            </w:tcBorders>
+            <w:tcMar>
+              <w:top w:type="dxa" w:w="60"/>
+              <w:left w:type="dxa" w:w="100"/>
+              <w:bottom w:type="dxa" w:w="60"/>
+              <w:right w:type="dxa" w:w="100"/>
+            </w:tcMar>
+          </w:tcPr>
+          <w:p>
+            <w:r>
+              <w:t xml:space="preserve">引入数据契约校验与冒烟 CI；补 tag 惯例</w:t>
             </w:r>
           </w:p>
         </w:tc>
@@ -9197,10 +9437,103 @@
           </w:tcPr>
           <w:p>
             <w:r>
-              <w:t xml:space="preserve">KI-3</w:t>
-            </w:r>
-          </w:p>
-        </w:tc>
+              <w:t xml:space="preserve">KI-5</w:t>
+            </w:r>
+          </w:p>
+        </w:tc>
+        <w:tc>
+          <w:tcPr>
+            <w:tcW w:type="dxa" w:w="833"/>
+            <w:tcBorders>
+              <w:top w:val="single" w:color="BBBBBB" w:sz="1"/>
+              <w:left w:val="single" w:color="BBBBBB" w:sz="1"/>
+              <w:bottom w:val="single" w:color="BBBBBB" w:sz="1"/>
+              <w:right w:val="single" w:color="BBBBBB" w:sz="1"/>
+            </w:tcBorders>
+            <w:tcMar>
+              <w:top w:type="dxa" w:w="60"/>
+              <w:left w:type="dxa" w:w="100"/>
+              <w:bottom w:type="dxa" w:w="60"/>
+              <w:right w:type="dxa" w:w="100"/>
+            </w:tcMar>
+          </w:tcPr>
+          <w:p>
+            <w:r>
+              <w:t xml:space="preserve">中</w:t>
+            </w:r>
+          </w:p>
+        </w:tc>
+        <w:tc>
+          <w:tcPr>
+            <w:tcW w:type="dxa" w:w="2987"/>
+            <w:tcBorders>
+              <w:top w:val="single" w:color="BBBBBB" w:sz="1"/>
+              <w:left w:val="single" w:color="BBBBBB" w:sz="1"/>
+              <w:bottom w:val="single" w:color="BBBBBB" w:sz="1"/>
+              <w:right w:val="single" w:color="BBBBBB" w:sz="1"/>
+            </w:tcBorders>
+            <w:tcMar>
+              <w:top w:type="dxa" w:w="60"/>
+              <w:left w:type="dxa" w:w="100"/>
+              <w:bottom w:type="dxa" w:w="60"/>
+              <w:right w:type="dxa" w:w="100"/>
+            </w:tcMar>
+          </w:tcPr>
+          <w:p>
+            <w:r>
+              <w:t xml:space="preserve">无障碍薄弱</w:t>
+            </w:r>
+          </w:p>
+        </w:tc>
+        <w:tc>
+          <w:tcPr>
+            <w:tcW w:type="dxa" w:w="3138"/>
+            <w:tcBorders>
+              <w:top w:val="single" w:color="BBBBBB" w:sz="1"/>
+              <w:left w:val="single" w:color="BBBBBB" w:sz="1"/>
+              <w:bottom w:val="single" w:color="BBBBBB" w:sz="1"/>
+              <w:right w:val="single" w:color="BBBBBB" w:sz="1"/>
+            </w:tcBorders>
+            <w:tcMar>
+              <w:top w:type="dxa" w:w="60"/>
+              <w:left w:type="dxa" w:w="100"/>
+              <w:bottom w:type="dxa" w:w="60"/>
+              <w:right w:type="dxa" w:w="100"/>
+            </w:tcMar>
+          </w:tcPr>
+          <w:p>
+            <w:r>
+              <w:t xml:space="preserve">aria 仅 fab 1 处；浮窗无焦点管理；动画无 reduced-motion 分支</w:t>
+            </w:r>
+          </w:p>
+        </w:tc>
+        <w:tc>
+          <w:tcPr>
+            <w:tcW w:type="dxa" w:w="1654"/>
+            <w:tcBorders>
+              <w:top w:val="single" w:color="BBBBBB" w:sz="1"/>
+              <w:left w:val="single" w:color="BBBBBB" w:sz="1"/>
+              <w:bottom w:val="single" w:color="BBBBBB" w:sz="1"/>
+              <w:right w:val="single" w:color="BBBBBB" w:sz="1"/>
+            </w:tcBorders>
+            <w:tcMar>
+              <w:top w:type="dxa" w:w="60"/>
+              <w:left w:type="dxa" w:w="100"/>
+              <w:bottom w:type="dxa" w:w="60"/>
+              <w:right w:type="dxa" w:w="100"/>
+            </w:tcMar>
+          </w:tcPr>
+          <w:p>
+            <w:r>
+              <w:t xml:space="preserve">系统性 a11y 轮</w:t>
+            </w:r>
+          </w:p>
+        </w:tc>
+      </w:tr>
+      <w:tr>
+        <w:trPr>
+          <w:tblHeader w:val="false"/>
+        </w:trPr>
         <w:tc>
           <w:tcPr>
             <w:tcW w:type="dxa" w:w="748"/>
@@ -9219,73 +9552,95 @@
           </w:tcPr>
           <w:p>
             <w:r>
-              <w:t xml:space="preserve">中</w:t>
-            </w:r>
-          </w:p>
-        </w:tc>
-        <w:tc>
-          <w:tcPr>
-            <w:tcW w:type="dxa" w:w="1837"/>
-            <w:tcBorders>
-              <w:top w:val="single" w:color="BBBBBB" w:sz="1"/>
-              <w:left w:val="single" w:color="BBBBBB" w:sz="1"/>
-              <w:bottom w:val="single" w:color="BBBBBB" w:sz="1"/>
-              <w:right w:val="single" w:color="BBBBBB" w:sz="1"/>
-            </w:tcBorders>
-            <w:tcMar>
-              <w:top w:type="dxa" w:w="60"/>
-              <w:left w:type="dxa" w:w="100"/>
-              <w:bottom w:type="dxa" w:w="60"/>
-              <w:right w:type="dxa" w:w="100"/>
-            </w:tcMar>
-          </w:tcPr>
-          <w:p>
-            <w:r>
-              <w:t xml:space="preserve">无 WebGL 不可用/context lost 处理</w:t>
-            </w:r>
-          </w:p>
-        </w:tc>
-        <w:tc>
-          <w:tcPr>
-            <w:tcW w:type="dxa" w:w="3936"/>
-            <w:tcBorders>
-              <w:top w:val="single" w:color="BBBBBB" w:sz="1"/>
-              <w:left w:val="single" w:color="BBBBBB" w:sz="1"/>
-              <w:bottom w:val="single" w:color="BBBBBB" w:sz="1"/>
-              <w:right w:val="single" w:color="BBBBBB" w:sz="1"/>
-            </w:tcBorders>
-            <w:tcMar>
-              <w:top w:type="dxa" w:w="60"/>
-              <w:left w:type="dxa" w:w="100"/>
-              <w:bottom w:type="dxa" w:w="60"/>
-              <w:right w:type="dxa" w:w="100"/>
-            </w:tcMar>
-          </w:tcPr>
-          <w:p>
-            <w:r>
-              <w:t xml:space="preserve">renderer.js 无 isWebGLAvailable 检测、无 webglcontextlost 监听（grep 0 命中）</w:t>
-            </w:r>
-          </w:p>
-        </w:tc>
-        <w:tc>
-          <w:tcPr>
-            <w:tcW w:type="dxa" w:w="2091"/>
-            <w:tcBorders>
-              <w:top w:val="single" w:color="BBBBBB" w:sz="1"/>
-              <w:left w:val="single" w:color="BBBBBB" w:sz="1"/>
-              <w:bottom w:val="single" w:color="BBBBBB" w:sz="1"/>
-              <w:right w:val="single" w:color="BBBBBB" w:sz="1"/>
-            </w:tcBorders>
-            <w:tcMar>
-              <w:top w:type="dxa" w:w="60"/>
-              <w:left w:type="dxa" w:w="100"/>
-              <w:bottom w:type="dxa" w:w="60"/>
-              <w:right w:type="dxa" w:w="100"/>
-            </w:tcMar>
-          </w:tcPr>
-          <w:p>
-            <w:r>
-              <w:t xml:space="preserve">检测+文案兜底</w:t>
+              <w:t xml:space="preserve">KI-6</w:t>
+            </w:r>
+          </w:p>
+        </w:tc>
+        <w:tc>
+          <w:tcPr>
+            <w:tcW w:type="dxa" w:w="833"/>
+            <w:tcBorders>
+              <w:top w:val="single" w:color="BBBBBB" w:sz="1"/>
+              <w:left w:val="single" w:color="BBBBBB" w:sz="1"/>
+              <w:bottom w:val="single" w:color="BBBBBB" w:sz="1"/>
+              <w:right w:val="single" w:color="BBBBBB" w:sz="1"/>
+            </w:tcBorders>
+            <w:tcMar>
+              <w:top w:type="dxa" w:w="60"/>
+              <w:left w:type="dxa" w:w="100"/>
+              <w:bottom w:type="dxa" w:w="60"/>
+              <w:right w:type="dxa" w:w="100"/>
+            </w:tcMar>
+          </w:tcPr>
+          <w:p>
+            <w:r>
+              <w:t xml:space="preserve">低</w:t>
+            </w:r>
+          </w:p>
+        </w:tc>
+        <w:tc>
+          <w:tcPr>
+            <w:tcW w:type="dxa" w:w="2987"/>
+            <w:tcBorders>
+              <w:top w:val="single" w:color="BBBBBB" w:sz="1"/>
+              <w:left w:val="single" w:color="BBBBBB" w:sz="1"/>
+              <w:bottom w:val="single" w:color="BBBBBB" w:sz="1"/>
+              <w:right w:val="single" w:color="BBBBBB" w:sz="1"/>
+            </w:tcBorders>
+            <w:tcMar>
+              <w:top w:type="dxa" w:w="60"/>
+              <w:left w:type="dxa" w:w="100"/>
+              <w:bottom w:type="dxa" w:w="60"/>
+              <w:right w:type="dxa" w:w="100"/>
+            </w:tcMar>
+          </w:tcPr>
+          <w:p>
+            <w:r>
+              <w:t xml:space="preserve">移动端仅样式断点，交互未专项验证</w:t>
+            </w:r>
+          </w:p>
+        </w:tc>
+        <w:tc>
+          <w:tcPr>
+            <w:tcW w:type="dxa" w:w="3138"/>
+            <w:tcBorders>
+              <w:top w:val="single" w:color="BBBBBB" w:sz="1"/>
+              <w:left w:val="single" w:color="BBBBBB" w:sz="1"/>
+              <w:bottom w:val="single" w:color="BBBBBB" w:sz="1"/>
+              <w:right w:val="single" w:color="BBBBBB" w:sz="1"/>
+            </w:tcBorders>
+            <w:tcMar>
+              <w:top w:type="dxa" w:w="60"/>
+              <w:left w:type="dxa" w:w="100"/>
+              <w:bottom w:type="dxa" w:w="60"/>
+              <w:right w:type="dxa" w:w="100"/>
+            </w:tcMar>
+          </w:tcPr>
+          <w:p>
+            <w:r>
+              <w:t xml:space="preserve">820px 断点存在；touch-action 仅悬浮球；term-link/拖拽在触屏未测</w:t>
+            </w:r>
+          </w:p>
+        </w:tc>
+        <w:tc>
+          <w:tcPr>
+            <w:tcW w:type="dxa" w:w="1654"/>
+            <w:tcBorders>
+              <w:top w:val="single" w:color="BBBBBB" w:sz="1"/>
+              <w:left w:val="single" w:color="BBBBBB" w:sz="1"/>
+              <w:bottom w:val="single" w:color="BBBBBB" w:sz="1"/>
+              <w:right w:val="single" w:color="BBBBBB" w:sz="1"/>
+            </w:tcBorders>
+            <w:tcMar>
+              <w:top w:type="dxa" w:w="60"/>
+              <w:left w:type="dxa" w:w="100"/>
+              <w:bottom w:type="dxa" w:w="60"/>
+              <w:right w:type="dxa" w:w="100"/>
+            </w:tcMar>
+          </w:tcPr>
+          <w:p>
+            <w:r>
+              <w:t xml:space="preserve">触屏专项</w:t>
             </w:r>
           </w:p>
         </w:tc>
@@ -9312,243 +9667,13 @@
           </w:tcPr>
           <w:p>
             <w:r>
-              <w:t xml:space="preserve">KI-4</w:t>
-            </w:r>
-          </w:p>
-        </w:tc>
-        <w:tc>
-          <w:tcPr>
-            <w:tcW w:type="dxa" w:w="748"/>
-            <w:tcBorders>
-              <w:top w:val="single" w:color="BBBBBB" w:sz="1"/>
-              <w:left w:val="single" w:color="BBBBBB" w:sz="1"/>
-              <w:bottom w:val="single" w:color="BBBBBB" w:sz="1"/>
-              <w:right w:val="single" w:color="BBBBBB" w:sz="1"/>
-            </w:tcBorders>
-            <w:tcMar>
-              <w:top w:type="dxa" w:w="60"/>
-              <w:left w:type="dxa" w:w="100"/>
-              <w:bottom w:type="dxa" w:w="60"/>
-              <w:right w:type="dxa" w:w="100"/>
-            </w:tcMar>
-          </w:tcPr>
-          <w:p>
-            <w:r>
-              <w:t xml:space="preserve">中</w:t>
-            </w:r>
-          </w:p>
-        </w:tc>
-        <w:tc>
-          <w:tcPr>
-            <w:tcW w:type="dxa" w:w="1837"/>
-            <w:tcBorders>
-              <w:top w:val="single" w:color="BBBBBB" w:sz="1"/>
-              <w:left w:val="single" w:color="BBBBBB" w:sz="1"/>
-              <w:bottom w:val="single" w:color="BBBBBB" w:sz="1"/>
-              <w:right w:val="single" w:color="BBBBBB" w:sz="1"/>
-            </w:tcBorders>
-            <w:tcMar>
-              <w:top w:type="dxa" w:w="60"/>
-              <w:left w:type="dxa" w:w="100"/>
-              <w:bottom w:type="dxa" w:w="60"/>
-              <w:right w:type="dxa" w:w="100"/>
-            </w:tcMar>
-          </w:tcPr>
-          <w:p>
-            <w:r>
-              <w:t xml:space="preserve">零自动化测试、零 CI</w:t>
-            </w:r>
-          </w:p>
-        </w:tc>
-        <w:tc>
-          <w:tcPr>
-            <w:tcW w:type="dxa" w:w="3936"/>
-            <w:tcBorders>
-              <w:top w:val="single" w:color="BBBBBB" w:sz="1"/>
-              <w:left w:val="single" w:color="BBBBBB" w:sz="1"/>
-              <w:bottom w:val="single" w:color="BBBBBB" w:sz="1"/>
-              <w:right w:val="single" w:color="BBBBBB" w:sz="1"/>
-            </w:tcBorders>
-            <w:tcMar>
-              <w:top w:type="dxa" w:w="60"/>
-              <w:left w:type="dxa" w:w="100"/>
-              <w:bottom w:type="dxa" w:w="60"/>
-              <w:right w:type="dxa" w:w="100"/>
-            </w:tcMar>
-          </w:tcPr>
-          <w:p>
-            <w:r>
-              <w:t xml:space="preserve">无 tests/ 目录、无 .github/（git 11 commits 0 tags）</w:t>
-            </w:r>
-          </w:p>
-        </w:tc>
-        <w:tc>
-          <w:tcPr>
-            <w:tcW w:type="dxa" w:w="2091"/>
-            <w:tcBorders>
-              <w:top w:val="single" w:color="BBBBBB" w:sz="1"/>
-              <w:left w:val="single" w:color="BBBBBB" w:sz="1"/>
-              <w:bottom w:val="single" w:color="BBBBBB" w:sz="1"/>
-              <w:right w:val="single" w:color="BBBBBB" w:sz="1"/>
-            </w:tcBorders>
-            <w:tcMar>
-              <w:top w:type="dxa" w:w="60"/>
-              <w:left w:type="dxa" w:w="100"/>
-              <w:bottom w:type="dxa" w:w="60"/>
-              <w:right w:type="dxa" w:w="100"/>
-            </w:tcMar>
-          </w:tcPr>
-          <w:p>
-            <w:r>
-              <w:t xml:space="preserve">引入数据契约校验与冒烟 CI；补 tag 惯例</w:t>
-            </w:r>
-          </w:p>
-        </w:tc>
-      </w:tr>
-      <w:tr>
-        <w:trPr>
-          <w:tblHeader w:val="false"/>
-        </w:trPr>
-        <w:tc>
-          <w:tcPr>
-            <w:tcW w:type="dxa" w:w="748"/>
-            <w:tcBorders>
-              <w:top w:val="single" w:color="BBBBBB" w:sz="1"/>
-              <w:left w:val="single" w:color="BBBBBB" w:sz="1"/>
-              <w:bottom w:val="single" w:color="BBBBBB" w:sz="1"/>
-              <w:right w:val="single" w:color="BBBBBB" w:sz="1"/>
-            </w:tcBorders>
-            <w:tcMar>
-              <w:top w:type="dxa" w:w="60"/>
-              <w:left w:type="dxa" w:w="100"/>
-              <w:bottom w:type="dxa" w:w="60"/>
-              <w:right w:type="dxa" w:w="100"/>
-            </w:tcMar>
-          </w:tcPr>
-          <w:p>
-            <w:r>
-              <w:t xml:space="preserve">KI-5</w:t>
-            </w:r>
-          </w:p>
-        </w:tc>
-        <w:tc>
-          <w:tcPr>
-            <w:tcW w:type="dxa" w:w="748"/>
-            <w:tcBorders>
-              <w:top w:val="single" w:color="BBBBBB" w:sz="1"/>
-              <w:left w:val="single" w:color="BBBBBB" w:sz="1"/>
-              <w:bottom w:val="single" w:color="BBBBBB" w:sz="1"/>
-              <w:right w:val="single" w:color="BBBBBB" w:sz="1"/>
-            </w:tcBorders>
-            <w:tcMar>
-              <w:top w:type="dxa" w:w="60"/>
-              <w:left w:type="dxa" w:w="100"/>
-              <w:bottom w:type="dxa" w:w="60"/>
-              <w:right w:type="dxa" w:w="100"/>
-            </w:tcMar>
-          </w:tcPr>
-          <w:p>
-            <w:r>
-              <w:t xml:space="preserve">中</w:t>
-            </w:r>
-          </w:p>
-        </w:tc>
-        <w:tc>
-          <w:tcPr>
-            <w:tcW w:type="dxa" w:w="1837"/>
-            <w:tcBorders>
-              <w:top w:val="single" w:color="BBBBBB" w:sz="1"/>
-              <w:left w:val="single" w:color="BBBBBB" w:sz="1"/>
-              <w:bottom w:val="single" w:color="BBBBBB" w:sz="1"/>
-              <w:right w:val="single" w:color="BBBBBB" w:sz="1"/>
-            </w:tcBorders>
-            <w:tcMar>
-              <w:top w:type="dxa" w:w="60"/>
-              <w:left w:type="dxa" w:w="100"/>
-              <w:bottom w:type="dxa" w:w="60"/>
-              <w:right w:type="dxa" w:w="100"/>
-            </w:tcMar>
-          </w:tcPr>
-          <w:p>
-            <w:r>
-              <w:t xml:space="preserve">无障碍薄弱</w:t>
-            </w:r>
-          </w:p>
-        </w:tc>
-        <w:tc>
-          <w:tcPr>
-            <w:tcW w:type="dxa" w:w="3936"/>
-            <w:tcBorders>
-              <w:top w:val="single" w:color="BBBBBB" w:sz="1"/>
-              <w:left w:val="single" w:color="BBBBBB" w:sz="1"/>
-              <w:bottom w:val="single" w:color="BBBBBB" w:sz="1"/>
-              <w:right w:val="single" w:color="BBBBBB" w:sz="1"/>
-            </w:tcBorders>
-            <w:tcMar>
-              <w:top w:type="dxa" w:w="60"/>
-              <w:left w:type="dxa" w:w="100"/>
-              <w:bottom w:type="dxa" w:w="60"/>
-              <w:right w:type="dxa" w:w="100"/>
-            </w:tcMar>
-          </w:tcPr>
-          <w:p>
-            <w:r>
-              <w:t xml:space="preserve">aria 仅 fab 1 处；浮窗无焦点管理；动画无 reduced-motion 分支</w:t>
-            </w:r>
-          </w:p>
-        </w:tc>
-        <w:tc>
-          <w:tcPr>
-            <w:tcW w:type="dxa" w:w="2091"/>
-            <w:tcBorders>
-              <w:top w:val="single" w:color="BBBBBB" w:sz="1"/>
-              <w:left w:val="single" w:color="BBBBBB" w:sz="1"/>
-              <w:bottom w:val="single" w:color="BBBBBB" w:sz="1"/>
-              <w:right w:val="single" w:color="BBBBBB" w:sz="1"/>
-            </w:tcBorders>
-            <w:tcMar>
-              <w:top w:type="dxa" w:w="60"/>
-              <w:left w:type="dxa" w:w="100"/>
-              <w:bottom w:type="dxa" w:w="60"/>
-              <w:right w:type="dxa" w:w="100"/>
-            </w:tcMar>
-          </w:tcPr>
-          <w:p>
-            <w:r>
-              <w:t xml:space="preserve">系统性 a11y 轮</w:t>
-            </w:r>
-          </w:p>
-        </w:tc>
-      </w:tr>
-      <w:tr>
-        <w:trPr>
-          <w:tblHeader w:val="false"/>
-        </w:trPr>
-        <w:tc>
-          <w:tcPr>
-            <w:tcW w:type="dxa" w:w="748"/>
-            <w:tcBorders>
-              <w:top w:val="single" w:color="BBBBBB" w:sz="1"/>
-              <w:left w:val="single" w:color="BBBBBB" w:sz="1"/>
-              <w:bottom w:val="single" w:color="BBBBBB" w:sz="1"/>
-              <w:right w:val="single" w:color="BBBBBB" w:sz="1"/>
-            </w:tcBorders>
-            <w:tcMar>
-              <w:top w:type="dxa" w:w="60"/>
-              <w:left w:type="dxa" w:w="100"/>
-              <w:bottom w:type="dxa" w:w="60"/>
-              <w:right w:type="dxa" w:w="100"/>
-            </w:tcMar>
-          </w:tcPr>
-          <w:p>
-            <w:r>
-              <w:t xml:space="preserve">KI-6</w:t>
-            </w:r>
-          </w:p>
-        </w:tc>
-        <w:tc>
-          <w:tcPr>
-            <w:tcW w:type="dxa" w:w="748"/>
+              <w:t xml:space="preserve">KI-7</w:t>
+            </w:r>
+          </w:p>
+        </w:tc>
+        <w:tc>
+          <w:tcPr>
+            <w:tcW w:type="dxa" w:w="833"/>
             <w:tcBorders>
               <w:top w:val="single" w:color="BBBBBB" w:sz="1"/>
               <w:left w:val="single" w:color="BBBBBB" w:sz="1"/>
@@ -9570,122 +9695,7 @@
         </w:tc>
         <w:tc>
           <w:tcPr>
-            <w:tcW w:type="dxa" w:w="1837"/>
-            <w:tcBorders>
-              <w:top w:val="single" w:color="BBBBBB" w:sz="1"/>
-              <w:left w:val="single" w:color="BBBBBB" w:sz="1"/>
-              <w:bottom w:val="single" w:color="BBBBBB" w:sz="1"/>
-              <w:right w:val="single" w:color="BBBBBB" w:sz="1"/>
-            </w:tcBorders>
-            <w:tcMar>
-              <w:top w:type="dxa" w:w="60"/>
-              <w:left w:type="dxa" w:w="100"/>
-              <w:bottom w:type="dxa" w:w="60"/>
-              <w:right w:type="dxa" w:w="100"/>
-            </w:tcMar>
-          </w:tcPr>
-          <w:p>
-            <w:r>
-              <w:t xml:space="preserve">移动端仅样式断点，交互未专项验证</w:t>
-            </w:r>
-          </w:p>
-        </w:tc>
-        <w:tc>
-          <w:tcPr>
-            <w:tcW w:type="dxa" w:w="3936"/>
-            <w:tcBorders>
-              <w:top w:val="single" w:color="BBBBBB" w:sz="1"/>
-              <w:left w:val="single" w:color="BBBBBB" w:sz="1"/>
-              <w:bottom w:val="single" w:color="BBBBBB" w:sz="1"/>
-              <w:right w:val="single" w:color="BBBBBB" w:sz="1"/>
-            </w:tcBorders>
-            <w:tcMar>
-              <w:top w:type="dxa" w:w="60"/>
-              <w:left w:type="dxa" w:w="100"/>
-              <w:bottom w:type="dxa" w:w="60"/>
-              <w:right w:type="dxa" w:w="100"/>
-            </w:tcMar>
-          </w:tcPr>
-          <w:p>
-            <w:r>
-              <w:t xml:space="preserve">820px 断点存在；touch-action 仅悬浮球；term-link/拖拽在触屏未测</w:t>
-            </w:r>
-          </w:p>
-        </w:tc>
-        <w:tc>
-          <w:tcPr>
-            <w:tcW w:type="dxa" w:w="2091"/>
-            <w:tcBorders>
-              <w:top w:val="single" w:color="BBBBBB" w:sz="1"/>
-              <w:left w:val="single" w:color="BBBBBB" w:sz="1"/>
-              <w:bottom w:val="single" w:color="BBBBBB" w:sz="1"/>
-              <w:right w:val="single" w:color="BBBBBB" w:sz="1"/>
-            </w:tcBorders>
-            <w:tcMar>
-              <w:top w:type="dxa" w:w="60"/>
-              <w:left w:type="dxa" w:w="100"/>
-              <w:bottom w:type="dxa" w:w="60"/>
-              <w:right w:type="dxa" w:w="100"/>
-            </w:tcMar>
-          </w:tcPr>
-          <w:p>
-            <w:r>
-              <w:t xml:space="preserve">触屏专项</w:t>
-            </w:r>
-          </w:p>
-        </w:tc>
-      </w:tr>
-      <w:tr>
-        <w:trPr>
-          <w:tblHeader w:val="false"/>
-        </w:trPr>
-        <w:tc>
-          <w:tcPr>
-            <w:tcW w:type="dxa" w:w="748"/>
-            <w:tcBorders>
-              <w:top w:val="single" w:color="BBBBBB" w:sz="1"/>
-              <w:left w:val="single" w:color="BBBBBB" w:sz="1"/>
-              <w:bottom w:val="single" w:color="BBBBBB" w:sz="1"/>
-              <w:right w:val="single" w:color="BBBBBB" w:sz="1"/>
-            </w:tcBorders>
-            <w:tcMar>
-              <w:top w:type="dxa" w:w="60"/>
-              <w:left w:type="dxa" w:w="100"/>
-              <w:bottom w:type="dxa" w:w="60"/>
-              <w:right w:type="dxa" w:w="100"/>
-            </w:tcMar>
-          </w:tcPr>
-          <w:p>
-            <w:r>
-              <w:t xml:space="preserve">KI-7</w:t>
-            </w:r>
-          </w:p>
-        </w:tc>
-        <w:tc>
-          <w:tcPr>
-            <w:tcW w:type="dxa" w:w="748"/>
-            <w:tcBorders>
-              <w:top w:val="single" w:color="BBBBBB" w:sz="1"/>
-              <w:left w:val="single" w:color="BBBBBB" w:sz="1"/>
-              <w:bottom w:val="single" w:color="BBBBBB" w:sz="1"/>
-              <w:right w:val="single" w:color="BBBBBB" w:sz="1"/>
-            </w:tcBorders>
-            <w:tcMar>
-              <w:top w:type="dxa" w:w="60"/>
-              <w:left w:type="dxa" w:w="100"/>
-              <w:bottom w:type="dxa" w:w="60"/>
-              <w:right w:type="dxa" w:w="100"/>
-            </w:tcMar>
-          </w:tcPr>
-          <w:p>
-            <w:r>
-              <w:t xml:space="preserve">低</w:t>
-            </w:r>
-          </w:p>
-        </w:tc>
-        <w:tc>
-          <w:tcPr>
-            <w:tcW w:type="dxa" w:w="1837"/>
+            <w:tcW w:type="dxa" w:w="2987"/>
             <w:tcBorders>
               <w:top w:val="single" w:color="BBBBBB" w:sz="1"/>
               <w:left w:val="single" w:color="BBBBBB" w:sz="1"/>
@@ -9707,7 +9717,7 @@
         </w:tc>
         <w:tc>
           <w:tcPr>
-            <w:tcW w:type="dxa" w:w="3936"/>
+            <w:tcW w:type="dxa" w:w="3138"/>
             <w:tcBorders>
               <w:top w:val="single" w:color="BBBBBB" w:sz="1"/>
               <w:left w:val="single" w:color="BBBBBB" w:sz="1"/>
@@ -9729,7 +9739,7 @@
         </w:tc>
         <w:tc>
           <w:tcPr>
-            <w:tcW w:type="dxa" w:w="2091"/>
+            <w:tcW w:type="dxa" w:w="1654"/>
             <w:tcBorders>
               <w:top w:val="single" w:color="BBBBBB" w:sz="1"/>
               <w:left w:val="single" w:color="BBBBBB" w:sz="1"/>
@@ -10500,6 +10510,84 @@
           <w:p>
             <w:r>
               <w:t xml:space="preserve">3D 区域标注牌、旅程路径线、管理者视角补光修复</w:t>
+            </w:r>
+          </w:p>
+        </w:tc>
+      </w:tr>
+      <w:tr>
+        <w:trPr>
+          <w:tblHeader w:val="false"/>
+        </w:trPr>
+        <w:tc>
+          <w:tcPr>
+            <w:tcW w:type="dxa" w:w="1170"/>
+            <w:tcBorders>
+              <w:top w:val="single" w:color="BBBBBB" w:sz="1"/>
+              <w:left w:val="single" w:color="BBBBBB" w:sz="1"/>
+              <w:bottom w:val="single" w:color="BBBBBB" w:sz="1"/>
+              <w:right w:val="single" w:color="BBBBBB" w:sz="1"/>
+            </w:tcBorders>
+            <w:tcMar>
+              <w:top w:type="dxa" w:w="60"/>
+              <w:left w:type="dxa" w:w="100"/>
+              <w:bottom w:type="dxa" w:w="60"/>
+              <w:right w:type="dxa" w:w="100"/>
+            </w:tcMar>
+          </w:tcPr>
+          <w:p>
+            <w:r>
+              <w:t xml:space="preserve">v0.11</w:t>
+            </w:r>
+          </w:p>
+        </w:tc>
+        <w:tc>
+          <w:tcPr>
+            <w:tcW w:type="dxa" w:w="1170"/>
+            <w:tcBorders>
+              <w:top w:val="single" w:color="BBBBBB" w:sz="1"/>
+              <w:left w:val="single" w:color="BBBBBB" w:sz="1"/>
+              <w:bottom w:val="single" w:color="BBBBBB" w:sz="1"/>
+              <w:right w:val="single" w:color="BBBBBB" w:sz="1"/>
+            </w:tcBorders>
+            <w:tcMar>
+              <w:top w:type="dxa" w:w="60"/>
+              <w:left w:type="dxa" w:w="100"/>
+              <w:bottom w:type="dxa" w:w="60"/>
+              <w:right w:type="dxa" w:w="100"/>
+            </w:tcMar>
+          </w:tcPr>
+          <w:p>
+            <w:r>
+              <w:t xml:space="preserve">2026-08-04</w:t>
+            </w:r>
+          </w:p>
+        </w:tc>
+        <w:tc>
+          <w:tcPr>
+            <w:tcW w:type="dxa" w:w="7020"/>
+            <w:tcBorders>
+              <w:top w:val="single" w:color="BBBBBB" w:sz="1"/>
+              <w:left w:val="single" w:color="BBBBBB" w:sz="1"/>
+              <w:bottom w:val="single" w:color="BBBBBB" w:sz="1"/>
+              <w:right w:val="single" w:color="BBBBBB" w:sz="1"/>
+            </w:tcBorders>
+            <w:tcMar>
+              <w:top w:type="dxa" w:w="60"/>
+              <w:left w:type="dxa" w:w="100"/>
+              <w:bottom w:type="dxa" w:w="60"/>
+              <w:right w:type="dxa" w:w="100"/>
+            </w:tcMar>
+          </w:tcPr>
+          <w:p>
+            <w:r>
+              <w:rPr>
+                <w:b/>
+                <w:bCs/>
+              </w:rPr>
+              <w:t xml:space="preserve">E0 稳定性与可测性收口</w:t>
+            </w:r>
+            <w:r>
+              <w:t xml:space="preserve">：Web 版去 CDN 化（vendor 内置）、启动健康自检与 context lost 处理、数据契约校验、无头冒烟、发布后线上校验、内联 favicon</w:t>
             </w:r>
           </w:p>
         </w:tc>

--- a/docs/旅客旅程模拟器-需求规格说明书-v1.0.docx
+++ b/docs/旅客旅程模拟器-需求规格说明书-v1.0.docx
@@ -8191,9 +8191,9 @@
         </w:tblBorders>
       </w:tblPr>
       <w:tblGrid>
-        <w:gridCol w:w="1528"/>
-        <w:gridCol w:w="2483"/>
-        <w:gridCol w:w="5349"/>
+        <w:gridCol w:w="1804"/>
+        <w:gridCol w:w="3495"/>
+        <w:gridCol w:w="4061"/>
       </w:tblGrid>
       <w:tr>
         <w:trPr>
@@ -8201,7 +8201,7 @@
         </w:trPr>
         <w:tc>
           <w:tcPr>
-            <w:tcW w:type="dxa" w:w="1528"/>
+            <w:tcW w:type="dxa" w:w="1804"/>
             <w:tcBorders>
               <w:top w:val="single" w:color="BBBBBB" w:sz="1"/>
               <w:left w:val="single" w:color="BBBBBB" w:sz="1"/>
@@ -8228,7 +8228,7 @@
         </w:tc>
         <w:tc>
           <w:tcPr>
-            <w:tcW w:type="dxa" w:w="2483"/>
+            <w:tcW w:type="dxa" w:w="3495"/>
             <w:tcBorders>
               <w:top w:val="single" w:color="BBBBBB" w:sz="1"/>
               <w:left w:val="single" w:color="BBBBBB" w:sz="1"/>
@@ -8255,7 +8255,7 @@
         </w:tc>
         <w:tc>
           <w:tcPr>
-            <w:tcW w:type="dxa" w:w="5349"/>
+            <w:tcW w:type="dxa" w:w="4061"/>
             <w:tcBorders>
               <w:top w:val="single" w:color="BBBBBB" w:sz="1"/>
               <w:left w:val="single" w:color="BBBBBB" w:sz="1"/>
@@ -8287,7 +8287,7 @@
         </w:trPr>
         <w:tc>
           <w:tcPr>
-            <w:tcW w:type="dxa" w:w="1528"/>
+            <w:tcW w:type="dxa" w:w="1804"/>
             <w:tcBorders>
               <w:top w:val="single" w:color="BBBBBB" w:sz="1"/>
               <w:left w:val="single" w:color="BBBBBB" w:sz="1"/>
@@ -8309,56 +8309,56 @@
         </w:tc>
         <w:tc>
           <w:tcPr>
-            <w:tcW w:type="dxa" w:w="2483"/>
-            <w:tcBorders>
-              <w:top w:val="single" w:color="BBBBBB" w:sz="1"/>
-              <w:left w:val="single" w:color="BBBBBB" w:sz="1"/>
-              <w:bottom w:val="single" w:color="BBBBBB" w:sz="1"/>
-              <w:right w:val="single" w:color="BBBBBB" w:sz="1"/>
-            </w:tcBorders>
-            <w:tcMar>
-              <w:top w:type="dxa" w:w="60"/>
-              <w:left w:type="dxa" w:w="100"/>
-              <w:bottom w:type="dxa" w:w="60"/>
-              <w:right w:type="dxa" w:w="100"/>
-            </w:tcMar>
-          </w:tcPr>
-          <w:p>
-            <w:r>
-              <w:t xml:space="preserve">✅ v0.10 全量</w:t>
-            </w:r>
-          </w:p>
-        </w:tc>
-        <w:tc>
-          <w:tcPr>
-            <w:tcW w:type="dxa" w:w="5349"/>
-            <w:tcBorders>
-              <w:top w:val="single" w:color="BBBBBB" w:sz="1"/>
-              <w:left w:val="single" w:color="BBBBBB" w:sz="1"/>
-              <w:bottom w:val="single" w:color="BBBBBB" w:sz="1"/>
-              <w:right w:val="single" w:color="BBBBBB" w:sz="1"/>
-            </w:tcBorders>
-            <w:tcMar>
-              <w:top w:type="dxa" w:w="60"/>
-              <w:left w:type="dxa" w:w="100"/>
-              <w:bottom w:type="dxa" w:w="60"/>
-              <w:right w:type="dxa" w:w="100"/>
-            </w:tcMar>
-          </w:tcPr>
-          <w:p>
-            <w:r>
-              <w:t xml:space="preserve">⚠️ 冻结在 v0.5.0（缺悬浮球新手势/术语开关式/actor 配色/标注牌/路径线 等 5 个版本的更新）</w:t>
-            </w:r>
-          </w:p>
-        </w:tc>
-      </w:tr>
-      <w:tr>
-        <w:trPr>
-          <w:tblHeader w:val="false"/>
-        </w:trPr>
-        <w:tc>
-          <w:tcPr>
-            <w:tcW w:type="dxa" w:w="1528"/>
+            <w:tcW w:type="dxa" w:w="3495"/>
+            <w:tcBorders>
+              <w:top w:val="single" w:color="BBBBBB" w:sz="1"/>
+              <w:left w:val="single" w:color="BBBBBB" w:sz="1"/>
+              <w:bottom w:val="single" w:color="BBBBBB" w:sz="1"/>
+              <w:right w:val="single" w:color="BBBBBB" w:sz="1"/>
+            </w:tcBorders>
+            <w:tcMar>
+              <w:top w:type="dxa" w:w="60"/>
+              <w:left w:type="dxa" w:w="100"/>
+              <w:bottom w:type="dxa" w:w="60"/>
+              <w:right w:type="dxa" w:w="100"/>
+            </w:tcMar>
+          </w:tcPr>
+          <w:p>
+            <w:r>
+              <w:t xml:space="preserve">✅ v0.12 全量</w:t>
+            </w:r>
+          </w:p>
+        </w:tc>
+        <w:tc>
+          <w:tcPr>
+            <w:tcW w:type="dxa" w:w="4061"/>
+            <w:tcBorders>
+              <w:top w:val="single" w:color="BBBBBB" w:sz="1"/>
+              <w:left w:val="single" w:color="BBBBBB" w:sz="1"/>
+              <w:bottom w:val="single" w:color="BBBBBB" w:sz="1"/>
+              <w:right w:val="single" w:color="BBBBBB" w:sz="1"/>
+            </w:tcBorders>
+            <w:tcMar>
+              <w:top w:type="dxa" w:w="60"/>
+              <w:left w:type="dxa" w:w="100"/>
+              <w:bottom w:type="dxa" w:w="60"/>
+              <w:right w:type="dxa" w:w="100"/>
+            </w:tcMar>
+          </w:tcPr>
+          <w:p>
+            <w:r>
+              <w:t xml:space="preserve">✅ v0.12.0 已追平（E1 逐条核实七项特性）</w:t>
+            </w:r>
+          </w:p>
+        </w:tc>
+      </w:tr>
+      <w:tr>
+        <w:trPr>
+          <w:tblHeader w:val="false"/>
+        </w:trPr>
+        <w:tc>
+          <w:tcPr>
+            <w:tcW w:type="dxa" w:w="1804"/>
             <w:tcBorders>
               <w:top w:val="single" w:color="BBBBBB" w:sz="1"/>
               <w:left w:val="single" w:color="BBBBBB" w:sz="1"/>
@@ -8380,56 +8380,56 @@
         </w:tc>
         <w:tc>
           <w:tcPr>
-            <w:tcW w:type="dxa" w:w="2483"/>
-            <w:tcBorders>
-              <w:top w:val="single" w:color="BBBBBB" w:sz="1"/>
-              <w:left w:val="single" w:color="BBBBBB" w:sz="1"/>
-              <w:bottom w:val="single" w:color="BBBBBB" w:sz="1"/>
-              <w:right w:val="single" w:color="BBBBBB" w:sz="1"/>
-            </w:tcBorders>
-            <w:tcMar>
-              <w:top w:type="dxa" w:w="60"/>
-              <w:left w:type="dxa" w:w="100"/>
-              <w:bottom w:type="dxa" w:w="60"/>
-              <w:right w:type="dxa" w:w="100"/>
-            </w:tcMar>
-          </w:tcPr>
-          <w:p>
-            <w:r>
-              <w:t xml:space="preserve">⚠️ 需 CDN（three/字体），断网白屏无提示</w:t>
-            </w:r>
-          </w:p>
-        </w:tc>
-        <w:tc>
-          <w:tcPr>
-            <w:tcW w:type="dxa" w:w="5349"/>
-            <w:tcBorders>
-              <w:top w:val="single" w:color="BBBBBB" w:sz="1"/>
-              <w:left w:val="single" w:color="BBBBBB" w:sz="1"/>
-              <w:bottom w:val="single" w:color="BBBBBB" w:sz="1"/>
-              <w:right w:val="single" w:color="BBBBBB" w:sz="1"/>
-            </w:tcBorders>
-            <w:tcMar>
-              <w:top w:type="dxa" w:w="60"/>
-              <w:left w:type="dxa" w:w="100"/>
-              <w:bottom w:type="dxa" w:w="60"/>
-              <w:right w:type="dxa" w:w="100"/>
-            </w:tcMar>
-          </w:tcPr>
-          <w:p>
-            <w:r>
-              <w:t xml:space="preserve">✅ 完全离线（vendor 内置）</w:t>
-            </w:r>
-          </w:p>
-        </w:tc>
-      </w:tr>
-      <w:tr>
-        <w:trPr>
-          <w:tblHeader w:val="false"/>
-        </w:trPr>
-        <w:tc>
-          <w:tcPr>
-            <w:tcW w:type="dxa" w:w="1528"/>
+            <w:tcW w:type="dxa" w:w="3495"/>
+            <w:tcBorders>
+              <w:top w:val="single" w:color="BBBBBB" w:sz="1"/>
+              <w:left w:val="single" w:color="BBBBBB" w:sz="1"/>
+              <w:bottom w:val="single" w:color="BBBBBB" w:sz="1"/>
+              <w:right w:val="single" w:color="BBBBBB" w:sz="1"/>
+            </w:tcBorders>
+            <w:tcMar>
+              <w:top w:type="dxa" w:w="60"/>
+              <w:left w:type="dxa" w:w="100"/>
+              <w:bottom w:type="dxa" w:w="60"/>
+              <w:right w:type="dxa" w:w="100"/>
+            </w:tcMar>
+          </w:tcPr>
+          <w:p>
+            <w:r>
+              <w:t xml:space="preserve">✅ 完全离线（v0.11 起 vendor 内置，零 CDN）</w:t>
+            </w:r>
+          </w:p>
+        </w:tc>
+        <w:tc>
+          <w:tcPr>
+            <w:tcW w:type="dxa" w:w="4061"/>
+            <w:tcBorders>
+              <w:top w:val="single" w:color="BBBBBB" w:sz="1"/>
+              <w:left w:val="single" w:color="BBBBBB" w:sz="1"/>
+              <w:bottom w:val="single" w:color="BBBBBB" w:sz="1"/>
+              <w:right w:val="single" w:color="BBBBBB" w:sz="1"/>
+            </w:tcBorders>
+            <w:tcMar>
+              <w:top w:type="dxa" w:w="60"/>
+              <w:left w:type="dxa" w:w="100"/>
+              <w:bottom w:type="dxa" w:w="60"/>
+              <w:right w:type="dxa" w:w="100"/>
+            </w:tcMar>
+          </w:tcPr>
+          <w:p>
+            <w:r>
+              <w:t xml:space="preserve">✅ 完全离线（复用 Web vendor）</w:t>
+            </w:r>
+          </w:p>
+        </w:tc>
+      </w:tr>
+      <w:tr>
+        <w:trPr>
+          <w:tblHeader w:val="false"/>
+        </w:trPr>
+        <w:tc>
+          <w:tcPr>
+            <w:tcW w:type="dxa" w:w="1804"/>
             <w:tcBorders>
               <w:top w:val="single" w:color="BBBBBB" w:sz="1"/>
               <w:left w:val="single" w:color="BBBBBB" w:sz="1"/>
@@ -8451,7 +8451,7 @@
         </w:tc>
         <w:tc>
           <w:tcPr>
-            <w:tcW w:type="dxa" w:w="2483"/>
+            <w:tcW w:type="dxa" w:w="3495"/>
             <w:tcBorders>
               <w:top w:val="single" w:color="BBBBBB" w:sz="1"/>
               <w:left w:val="single" w:color="BBBBBB" w:sz="1"/>
@@ -8473,7 +8473,7 @@
         </w:tc>
         <w:tc>
           <w:tcPr>
-            <w:tcW w:type="dxa" w:w="5349"/>
+            <w:tcW w:type="dxa" w:w="4061"/>
             <w:tcBorders>
               <w:top w:val="single" w:color="BBBBBB" w:sz="1"/>
               <w:left w:val="single" w:color="BBBBBB" w:sz="1"/>
@@ -8500,7 +8500,7 @@
         </w:trPr>
         <w:tc>
           <w:tcPr>
-            <w:tcW w:type="dxa" w:w="1528"/>
+            <w:tcW w:type="dxa" w:w="1804"/>
             <w:tcBorders>
               <w:top w:val="single" w:color="BBBBBB" w:sz="1"/>
               <w:left w:val="single" w:color="BBBBBB" w:sz="1"/>
@@ -8522,7 +8522,7 @@
         </w:tc>
         <w:tc>
           <w:tcPr>
-            <w:tcW w:type="dxa" w:w="2483"/>
+            <w:tcW w:type="dxa" w:w="3495"/>
             <w:tcBorders>
               <w:top w:val="single" w:color="BBBBBB" w:sz="1"/>
               <w:left w:val="single" w:color="BBBBBB" w:sz="1"/>
@@ -8544,7 +8544,7 @@
         </w:tc>
         <w:tc>
           <w:tcPr>
-            <w:tcW w:type="dxa" w:w="5349"/>
+            <w:tcW w:type="dxa" w:w="4061"/>
             <w:tcBorders>
               <w:top w:val="single" w:color="BBBBBB" w:sz="1"/>
               <w:left w:val="single" w:color="BBBBBB" w:sz="1"/>
@@ -8571,7 +8571,7 @@
         </w:trPr>
         <w:tc>
           <w:tcPr>
-            <w:tcW w:type="dxa" w:w="1528"/>
+            <w:tcW w:type="dxa" w:w="1804"/>
             <w:tcBorders>
               <w:top w:val="single" w:color="BBBBBB" w:sz="1"/>
               <w:left w:val="single" w:color="BBBBBB" w:sz="1"/>
@@ -8593,7 +8593,7 @@
         </w:tc>
         <w:tc>
           <w:tcPr>
-            <w:tcW w:type="dxa" w:w="2483"/>
+            <w:tcW w:type="dxa" w:w="3495"/>
             <w:tcBorders>
               <w:top w:val="single" w:color="BBBBBB" w:sz="1"/>
               <w:left w:val="single" w:color="BBBBBB" w:sz="1"/>
@@ -8615,7 +8615,7 @@
         </w:tc>
         <w:tc>
           <w:tcPr>
-            <w:tcW w:type="dxa" w:w="5349"/>
+            <w:tcW w:type="dxa" w:w="4061"/>
             <w:tcBorders>
               <w:top w:val="single" w:color="BBBBBB" w:sz="1"/>
               <w:left w:val="single" w:color="BBBBBB" w:sz="1"/>
@@ -8642,7 +8642,7 @@
         </w:trPr>
         <w:tc>
           <w:tcPr>
-            <w:tcW w:type="dxa" w:w="1528"/>
+            <w:tcW w:type="dxa" w:w="1804"/>
             <w:tcBorders>
               <w:top w:val="single" w:color="BBBBBB" w:sz="1"/>
               <w:left w:val="single" w:color="BBBBBB" w:sz="1"/>
@@ -8664,7 +8664,7 @@
         </w:tc>
         <w:tc>
           <w:tcPr>
-            <w:tcW w:type="dxa" w:w="2483"/>
+            <w:tcW w:type="dxa" w:w="3495"/>
             <w:tcBorders>
               <w:top w:val="single" w:color="BBBBBB" w:sz="1"/>
               <w:left w:val="single" w:color="BBBBBB" w:sz="1"/>
@@ -8686,7 +8686,7 @@
         </w:tc>
         <w:tc>
           <w:tcPr>
-            <w:tcW w:type="dxa" w:w="5349"/>
+            <w:tcW w:type="dxa" w:w="4061"/>
             <w:tcBorders>
               <w:top w:val="single" w:color="BBBBBB" w:sz="1"/>
               <w:left w:val="single" w:color="BBBBBB" w:sz="1"/>
@@ -9104,7 +9104,7 @@
           </w:tcPr>
           <w:p>
             <w:r>
-              <w:t xml:space="preserve">高</w:t>
+              <w:t xml:space="preserve">~~高~~ 已修复 v0.12</w:t>
             </w:r>
           </w:p>
         </w:tc>
@@ -9126,7 +9126,7 @@
           </w:tcPr>
           <w:p>
             <w:r>
-              <w:t xml:space="preserve">桌面版功能落后 Web 5 个版本</w:t>
+              <w:t xml:space="preserve">~~桌面版功能落后 Web 5 个版本~~ 已追平并建立 ≥2 版即重打的惯例</w:t>
             </w:r>
           </w:p>
         </w:tc>
@@ -10510,6 +10510,84 @@
           <w:p>
             <w:r>
               <w:t xml:space="preserve">3D 区域标注牌、旅程路径线、管理者视角补光修复</w:t>
+            </w:r>
+          </w:p>
+        </w:tc>
+      </w:tr>
+      <w:tr>
+        <w:trPr>
+          <w:tblHeader w:val="false"/>
+        </w:trPr>
+        <w:tc>
+          <w:tcPr>
+            <w:tcW w:type="dxa" w:w="1170"/>
+            <w:tcBorders>
+              <w:top w:val="single" w:color="BBBBBB" w:sz="1"/>
+              <w:left w:val="single" w:color="BBBBBB" w:sz="1"/>
+              <w:bottom w:val="single" w:color="BBBBBB" w:sz="1"/>
+              <w:right w:val="single" w:color="BBBBBB" w:sz="1"/>
+            </w:tcBorders>
+            <w:tcMar>
+              <w:top w:type="dxa" w:w="60"/>
+              <w:left w:type="dxa" w:w="100"/>
+              <w:bottom w:type="dxa" w:w="60"/>
+              <w:right w:type="dxa" w:w="100"/>
+            </w:tcMar>
+          </w:tcPr>
+          <w:p>
+            <w:r>
+              <w:t xml:space="preserve">v0.12</w:t>
+            </w:r>
+          </w:p>
+        </w:tc>
+        <w:tc>
+          <w:tcPr>
+            <w:tcW w:type="dxa" w:w="1170"/>
+            <w:tcBorders>
+              <w:top w:val="single" w:color="BBBBBB" w:sz="1"/>
+              <w:left w:val="single" w:color="BBBBBB" w:sz="1"/>
+              <w:bottom w:val="single" w:color="BBBBBB" w:sz="1"/>
+              <w:right w:val="single" w:color="BBBBBB" w:sz="1"/>
+            </w:tcBorders>
+            <w:tcMar>
+              <w:top w:type="dxa" w:w="60"/>
+              <w:left w:type="dxa" w:w="100"/>
+              <w:bottom w:type="dxa" w:w="60"/>
+              <w:right w:type="dxa" w:w="100"/>
+            </w:tcMar>
+          </w:tcPr>
+          <w:p>
+            <w:r>
+              <w:t xml:space="preserve">2026-08-04</w:t>
+            </w:r>
+          </w:p>
+        </w:tc>
+        <w:tc>
+          <w:tcPr>
+            <w:tcW w:type="dxa" w:w="7020"/>
+            <w:tcBorders>
+              <w:top w:val="single" w:color="BBBBBB" w:sz="1"/>
+              <w:left w:val="single" w:color="BBBBBB" w:sz="1"/>
+              <w:bottom w:val="single" w:color="BBBBBB" w:sz="1"/>
+              <w:right w:val="single" w:color="BBBBBB" w:sz="1"/>
+            </w:tcBorders>
+            <w:tcMar>
+              <w:top w:type="dxa" w:w="60"/>
+              <w:left w:type="dxa" w:w="100"/>
+              <w:bottom w:type="dxa" w:w="60"/>
+              <w:right w:type="dxa" w:w="100"/>
+            </w:tcMar>
+          </w:tcPr>
+          <w:p>
+            <w:r>
+              <w:rPr>
+                <w:b/>
+                <w:bCs/>
+              </w:rPr>
+              <w:t xml:space="preserve">E1 分发与版本可见</w:t>
+            </w:r>
+            <w:r>
+              <w:t xml:space="preserve">：页面版本徽标（双语，版本号单一来源 build-info.js）、GitHub Actions CI（契约校验+冒烟+CDN 残留检查）、桌面包 v0.12.0 追平七版特性、git tag 惯例</w:t>
             </w:r>
           </w:p>
         </w:tc>

--- a/docs/旅客旅程模拟器-需求规格说明书-v1.0.docx
+++ b/docs/旅客旅程模拟器-需求规格说明书-v1.0.docx
@@ -8165,7 +8165,27 @@
         </w:numPr>
       </w:pPr>
       <w:r>
-        <w:t xml:space="preserve">桌面版发布：desktop/ 下 npm run prep → smoke → dist，node scripts/gen-downloads-page.mjs &lt;版本&gt; 重建下载页后同步 downloads/。</w:t>
+        <w:t xml:space="preserve">桌面版发布：desktop/ 下 npm run prep → smoke → dist，node scripts/gen-downloads-page.mjs &lt;版本&gt; 重建下载页后，用 </w:t>
+      </w:r>
+      <w:r>
+        <w:rPr>
+          <w:b/>
+          <w:bCs/>
+        </w:rPr>
+        <w:t xml:space="preserve">npm run upload -- &lt;版本&gt;</w:t>
+      </w:r>
+      <w:r>
+        <w:t xml:space="preserve"> 上传。</w:t>
+      </w:r>
+      <w:r>
+        <w:rPr>
+          <w:b/>
+          <w:bCs/>
+        </w:rPr>
+        <w:t xml:space="preserve">坑：不要直接 rsync 大文件</w:t>
+      </w:r>
+      <w:r>
+        <w:t xml:space="preserve">——2026-08-04 实测 133MB zip 传到 98.6MB 被对端重置，服务器留下截断文件而退出码正常，用户会下到坏包。upload-release.mjs 会逐个传、回读服务器 sha256、不一致自动删除重传（≤3 次）。</w:t>
       </w:r>
     </w:p>
     <w:p/>
